--- a/courses/mathematics/output/grade7/Grade7-LG-1st_Trim-SY2026-2027-Mathematics.docx
+++ b/courses/mathematics/output/grade7/Grade7-LG-1st_Trim-SY2026-2027-Mathematics.docx
@@ -208,7 +208,7 @@
           <w:i w:val="0"/>
           <w:sz w:val="20"/>
         </w:rPr>
-        <w:t>LSGH Math 7 SimBook</w:t>
+        <w:t>LSGH Math SimBook</w:t>
       </w:r>
       <w:r>
         <w:rPr>
@@ -6962,7 +6962,7 @@
                       <w:i w:val="0"/>
                       <w:sz w:val="18"/>
                     </w:rPr>
-                    <w:t xml:space="preserve"> LSGH Math 7 SimBook · Lesson 1 · Polygon Studio (Explore tab)</w:t>
+                    <w:t xml:space="preserve"> LSGH Math SimBook · Lesson 1 · Polygon Studio (Explore tab)</w:t>
                   </w:r>
                 </w:p>
                 <w:p>
@@ -7717,7 +7717,7 @@
                       <w:i w:val="0"/>
                       <w:sz w:val="18"/>
                     </w:rPr>
-                    <w:t xml:space="preserve"> LSGH Math 7 SimBook · Lesson 1 · Polygon Studio (Build It tab)</w:t>
+                    <w:t xml:space="preserve"> LSGH Math SimBook · Lesson 1 · Polygon Studio (Build It tab)</w:t>
                   </w:r>
                 </w:p>
                 <w:p>
@@ -8951,7 +8951,7 @@
                 <w:i w:val="0"/>
                 <w:sz w:val="20"/>
               </w:rPr>
-              <w:t>LSGH Math 7 SimBook - Lesson 1 (https://claude.ai/artifact/LrpohtVMd8ifUt7nkd7FFr#lesson1)</w:t>
+              <w:t>LSGH Math SimBook - Lesson 1 (https://claude.ai/artifact/LrpohtVMd8ifUt7nkd7FFr#lesson1)</w:t>
             </w:r>
           </w:p>
           <w:p>
@@ -9671,7 +9671,7 @@
                       <w:i w:val="0"/>
                       <w:sz w:val="18"/>
                     </w:rPr>
-                    <w:t xml:space="preserve"> LSGH Math 7 SimBook · Lesson 2 · Angle Pair Lab (Intersecting Lines and Split an Angle tab)</w:t>
+                    <w:t xml:space="preserve"> LSGH Math SimBook · Lesson 2 · Angle Pair Lab (Intersecting Lines and Split an Angle tab)</w:t>
                   </w:r>
                 </w:p>
                 <w:p>
@@ -10841,7 +10841,7 @@
                       <w:i w:val="0"/>
                       <w:sz w:val="18"/>
                     </w:rPr>
-                    <w:t xml:space="preserve"> LSGH Math 7 SimBook · Lesson 2 · Angle Pair Lab (Classify Polygons tab)</w:t>
+                    <w:t xml:space="preserve"> LSGH Math SimBook · Lesson 2 · Angle Pair Lab (Classify Polygons tab)</w:t>
                   </w:r>
                 </w:p>
                 <w:p>
@@ -12423,7 +12423,7 @@
                 <w:i w:val="0"/>
                 <w:sz w:val="20"/>
               </w:rPr>
-              <w:t>LSGH Math 7 SimBook - Lesson 2 (https://claude.ai/artifact/LrpohtVMd8ifUt7nkd7FFr#lesson2)</w:t>
+              <w:t>LSGH Math SimBook - Lesson 2 (https://claude.ai/artifact/LrpohtVMd8ifUt7nkd7FFr#lesson2)</w:t>
             </w:r>
           </w:p>
           <w:p>
@@ -13433,7 +13433,7 @@
                       <w:i w:val="0"/>
                       <w:sz w:val="18"/>
                     </w:rPr>
-                    <w:t xml:space="preserve"> LSGH Math 7 SimBook · Lesson 3 · Angle Sum Machine (Triangle Split tab)</w:t>
+                    <w:t xml:space="preserve"> LSGH Math SimBook · Lesson 3 · Angle Sum Machine (Triangle Split tab)</w:t>
                   </w:r>
                 </w:p>
                 <w:p>
@@ -14767,7 +14767,7 @@
                       <w:i w:val="0"/>
                       <w:sz w:val="18"/>
                     </w:rPr>
-                    <w:t xml:space="preserve"> LSGH Math 7 SimBook · Lesson 3 · Angle Sum Machine (Turtle Walk and Honeycomb Test tab)</w:t>
+                    <w:t xml:space="preserve"> LSGH Math SimBook · Lesson 3 · Angle Sum Machine (Turtle Walk and Honeycomb Test tab)</w:t>
                   </w:r>
                 </w:p>
                 <w:p>
@@ -15883,7 +15883,7 @@
                 <w:i w:val="0"/>
                 <w:sz w:val="20"/>
               </w:rPr>
-              <w:t>LSGH Math 7 SimBook - Lesson 3 (https://claude.ai/artifact/LrpohtVMd8ifUt7nkd7FFr#lesson3)</w:t>
+              <w:t>LSGH Math SimBook - Lesson 3 (https://claude.ai/artifact/LrpohtVMd8ifUt7nkd7FFr#lesson3)</w:t>
             </w:r>
           </w:p>
           <w:p>
@@ -17107,7 +17107,7 @@
                       <w:i w:val="0"/>
                       <w:sz w:val="18"/>
                     </w:rPr>
-                    <w:t xml:space="preserve"> LSGH Math 7 SimBook · Lesson 4 · LSGH Mini Mall (Promo Lab tab)</w:t>
+                    <w:t xml:space="preserve"> LSGH Math SimBook · Lesson 4 · LSGH Mini Mall (Promo Lab tab)</w:t>
                   </w:r>
                 </w:p>
                 <w:p>
@@ -17522,7 +17522,7 @@
                       <w:i w:val="0"/>
                       <w:sz w:val="18"/>
                     </w:rPr>
-                    <w:t xml:space="preserve"> LSGH Math 7 SimBook · Lesson 4 · LSGH Mini Mall (Price Change tab)</w:t>
+                    <w:t xml:space="preserve"> LSGH Math SimBook · Lesson 4 · LSGH Mini Mall (Price Change tab)</w:t>
                   </w:r>
                 </w:p>
                 <w:p>
@@ -18166,7 +18166,7 @@
                       <w:i w:val="0"/>
                       <w:sz w:val="18"/>
                     </w:rPr>
-                    <w:t xml:space="preserve"> LSGH Math 7 SimBook · Lesson 4 · LSGH Mini Mall (Money Tools tab)</w:t>
+                    <w:t xml:space="preserve"> LSGH Math SimBook · Lesson 4 · LSGH Mini Mall (Money Tools tab)</w:t>
                   </w:r>
                 </w:p>
                 <w:p>
@@ -19475,7 +19475,7 @@
                 <w:i w:val="0"/>
                 <w:sz w:val="20"/>
               </w:rPr>
-              <w:t>LSGH Math 7 SimBook - Lesson 4 (https://claude.ai/artifact/LrpohtVMd8ifUt7nkd7FFr#lesson4)</w:t>
+              <w:t>LSGH Math SimBook - Lesson 4 (https://claude.ai/artifact/LrpohtVMd8ifUt7nkd7FFr#lesson4)</w:t>
             </w:r>
           </w:p>
           <w:p>
@@ -20142,7 +20142,7 @@
                       <w:i w:val="0"/>
                       <w:sz w:val="18"/>
                     </w:rPr>
-                    <w:t xml:space="preserve"> LSGH Math 7 SimBook · Lesson 5 · Baon Life Sim (Plan and Live the Week tab)</w:t>
+                    <w:t xml:space="preserve"> LSGH Math SimBook · Lesson 5 · Baon Life Sim (Plan and Live the Week tab)</w:t>
                   </w:r>
                 </w:p>
                 <w:p>
@@ -21551,7 +21551,7 @@
                       <w:i w:val="0"/>
                       <w:sz w:val="18"/>
                     </w:rPr>
-                    <w:t xml:space="preserve"> LSGH Math 7 SimBook · Lesson 5 · Baon Life Sim (Savings Goal tab)</w:t>
+                    <w:t xml:space="preserve"> LSGH Math SimBook · Lesson 5 · Baon Life Sim (Savings Goal tab)</w:t>
                   </w:r>
                 </w:p>
                 <w:p>
@@ -22381,7 +22381,7 @@
                 <w:i w:val="0"/>
                 <w:sz w:val="20"/>
               </w:rPr>
-              <w:t>LSGH Math 7 SimBook - Lesson 5 (https://claude.ai/artifact/LrpohtVMd8ifUt7nkd7FFr#lesson5)</w:t>
+              <w:t>LSGH Math SimBook - Lesson 5 (https://claude.ai/artifact/LrpohtVMd8ifUt7nkd7FFr#lesson5)</w:t>
             </w:r>
           </w:p>
           <w:p>
@@ -23018,7 +23018,7 @@
                       <w:i w:val="0"/>
                       <w:sz w:val="18"/>
                     </w:rPr>
-                    <w:t xml:space="preserve"> LSGH Math 7 SimBook · Lesson 6 · Rate Racer (Race tab)</w:t>
+                    <w:t xml:space="preserve"> LSGH Math SimBook · Lesson 6 · Rate Racer (Race tab)</w:t>
                   </w:r>
                 </w:p>
                 <w:p>
@@ -24533,7 +24533,7 @@
                 <w:i w:val="0"/>
                 <w:sz w:val="20"/>
               </w:rPr>
-              <w:t>LSGH Math 7 SimBook - Lesson 6 (https://claude.ai/artifact/LrpohtVMd8ifUt7nkd7FFr#lesson6)</w:t>
+              <w:t>LSGH Math SimBook - Lesson 6 (https://claude.ai/artifact/LrpohtVMd8ifUt7nkd7FFr#lesson6)</w:t>
             </w:r>
           </w:p>
           <w:p>
@@ -25415,7 +25415,7 @@
                       <w:i w:val="0"/>
                       <w:sz w:val="18"/>
                     </w:rPr>
-                    <w:t xml:space="preserve"> LSGH Math 7 SimBook · Lesson 7 · Number Line Explorer (Converter tab)</w:t>
+                    <w:t xml:space="preserve"> LSGH Math SimBook · Lesson 7 · Number Line Explorer (Converter tab)</w:t>
                   </w:r>
                 </w:p>
                 <w:p>
@@ -26270,7 +26270,7 @@
                       <w:i w:val="0"/>
                       <w:sz w:val="18"/>
                     </w:rPr>
-                    <w:t xml:space="preserve"> LSGH Math 7 SimBook · Lesson 7 · Number Line Explorer (Order It and Zoom Between tab)</w:t>
+                    <w:t xml:space="preserve"> LSGH Math SimBook · Lesson 7 · Number Line Explorer (Order It and Zoom Between tab)</w:t>
                   </w:r>
                 </w:p>
                 <w:p>
@@ -27003,7 +27003,7 @@
                 <w:i w:val="0"/>
                 <w:sz w:val="20"/>
               </w:rPr>
-              <w:t>LSGH Math 7 SimBook - Lesson 7 (https://claude.ai/artifact/LrpohtVMd8ifUt7nkd7FFr#lesson7)</w:t>
+              <w:t>LSGH Math SimBook - Lesson 7 (https://claude.ai/artifact/LrpohtVMd8ifUt7nkd7FFr#lesson7)</w:t>
             </w:r>
           </w:p>
           <w:p>
@@ -27642,7 +27642,7 @@
                       <w:i w:val="0"/>
                       <w:sz w:val="18"/>
                     </w:rPr>
-                    <w:t xml:space="preserve"> LSGH Math 7 SimBook · Lesson 8 · Fraction Kitchen (Kakanin Kitchen and Fraction Bars tab)</w:t>
+                    <w:t xml:space="preserve"> LSGH Math SimBook · Lesson 8 · Fraction Kitchen (Kakanin Kitchen and Fraction Bars tab)</w:t>
                   </w:r>
                 </w:p>
                 <w:p>
@@ -28432,7 +28432,7 @@
                       <w:i w:val="0"/>
                       <w:sz w:val="18"/>
                     </w:rPr>
-                    <w:t xml:space="preserve"> LSGH Math 7 SimBook · Lesson 8 · Fraction Kitchen (Fraction Bars (× and ÷) tab)</w:t>
+                    <w:t xml:space="preserve"> LSGH Math SimBook · Lesson 8 · Fraction Kitchen (Fraction Bars (× and ÷) tab)</w:t>
                   </w:r>
                 </w:p>
                 <w:p>
@@ -28980,7 +28980,7 @@
                       <w:i w:val="0"/>
                       <w:sz w:val="18"/>
                     </w:rPr>
-                    <w:t xml:space="preserve"> LSGH Math 7 SimBook · Lesson 8 · Fraction Kitchen (Decimal Grid tab)</w:t>
+                    <w:t xml:space="preserve"> LSGH Math SimBook · Lesson 8 · Fraction Kitchen (Decimal Grid tab)</w:t>
                   </w:r>
                 </w:p>
                 <w:p>
@@ -30600,7 +30600,7 @@
                 <w:i w:val="0"/>
                 <w:sz w:val="20"/>
               </w:rPr>
-              <w:t>LSGH Math 7 SimBook - Lesson 8 (https://claude.ai/artifact/LrpohtVMd8ifUt7nkd7FFr#lesson8)</w:t>
+              <w:t>LSGH Math SimBook - Lesson 8 (https://claude.ai/artifact/LrpohtVMd8ifUt7nkd7FFr#lesson8)</w:t>
             </w:r>
           </w:p>
           <w:p>
@@ -31237,7 +31237,7 @@
                       <w:i w:val="0"/>
                       <w:sz w:val="18"/>
                     </w:rPr>
-                    <w:t xml:space="preserve"> LSGH Math 7 SimBook · Lesson 9 · Roots Lab (Square Builder and Cube Builder tab)</w:t>
+                    <w:t xml:space="preserve"> LSGH Math SimBook · Lesson 9 · Roots Lab (Square Builder and Cube Builder tab)</w:t>
                   </w:r>
                 </w:p>
                 <w:p>
@@ -32361,7 +32361,7 @@
                       <w:i w:val="0"/>
                       <w:sz w:val="18"/>
                     </w:rPr>
-                    <w:t xml:space="preserve"> LSGH Math 7 SimBook · Lesson 9 · Roots Lab (Root Estimator and Square of Area 2 tab)</w:t>
+                    <w:t xml:space="preserve"> LSGH Math SimBook · Lesson 9 · Roots Lab (Root Estimator and Square of Area 2 tab)</w:t>
                   </w:r>
                 </w:p>
                 <w:p>
@@ -32995,7 +32995,7 @@
                 <w:i w:val="0"/>
                 <w:sz w:val="20"/>
               </w:rPr>
-              <w:t>LSGH Math 7 SimBook - Lesson 9 (https://claude.ai/artifact/LrpohtVMd8ifUt7nkd7FFr#lesson9)</w:t>
+              <w:t>LSGH Math SimBook - Lesson 9 (https://claude.ai/artifact/LrpohtVMd8ifUt7nkd7FFr#lesson9)</w:t>
             </w:r>
           </w:p>
           <w:p>
